--- a/docs/package/03_Contracts/iNXT_BrokerVerse_Exit_and_Transition_Plan.docx
+++ b/docs/package/03_Contracts/iNXT_BrokerVerse_Exit_and_Transition_Plan.docx
@@ -789,7 +789,7 @@
             </w:rPr>
             <w:fldChar w:fldCharType="separate"/>
           </w:r>
-          <w:hyperlink w:anchor="__RefHeading___Toc58196_4049217194">
+          <w:hyperlink w:anchor="__RefHeading___Toc58196_3199679052">
             <w:r>
               <w:rPr>
                 <w:webHidden/>
@@ -824,7 +824,7 @@
             </w:tabs>
             <w:rPr/>
           </w:pPr>
-          <w:hyperlink w:anchor="__RefHeading___Toc58198_4049217194">
+          <w:hyperlink w:anchor="__RefHeading___Toc58198_3199679052">
             <w:r>
               <w:rPr>
                 <w:webHidden/>
@@ -853,7 +853,7 @@
             </w:tabs>
             <w:rPr/>
           </w:pPr>
-          <w:hyperlink w:anchor="__RefHeading___Toc58200_4049217194">
+          <w:hyperlink w:anchor="__RefHeading___Toc58200_3199679052">
             <w:r>
               <w:rPr>
                 <w:webHidden/>
@@ -875,7 +875,7 @@
             </w:tabs>
             <w:rPr/>
           </w:pPr>
-          <w:hyperlink w:anchor="__RefHeading___Toc58202_4049217194">
+          <w:hyperlink w:anchor="__RefHeading___Toc58202_3199679052">
             <w:r>
               <w:rPr>
                 <w:webHidden/>
@@ -897,7 +897,7 @@
             </w:tabs>
             <w:rPr/>
           </w:pPr>
-          <w:hyperlink w:anchor="__RefHeading___Toc58204_4049217194">
+          <w:hyperlink w:anchor="__RefHeading___Toc58204_3199679052">
             <w:r>
               <w:rPr>
                 <w:webHidden/>
@@ -919,7 +919,7 @@
             </w:tabs>
             <w:rPr/>
           </w:pPr>
-          <w:hyperlink w:anchor="__RefHeading___Toc58206_4049217194">
+          <w:hyperlink w:anchor="__RefHeading___Toc58206_3199679052">
             <w:r>
               <w:rPr>
                 <w:webHidden/>
@@ -941,7 +941,7 @@
             </w:tabs>
             <w:rPr/>
           </w:pPr>
-          <w:hyperlink w:anchor="__RefHeading___Toc58208_4049217194">
+          <w:hyperlink w:anchor="__RefHeading___Toc58208_3199679052">
             <w:r>
               <w:rPr>
                 <w:webHidden/>
@@ -963,7 +963,7 @@
             </w:tabs>
             <w:rPr/>
           </w:pPr>
-          <w:hyperlink w:anchor="__RefHeading___Toc58210_4049217194">
+          <w:hyperlink w:anchor="__RefHeading___Toc58210_3199679052">
             <w:r>
               <w:rPr>
                 <w:webHidden/>
@@ -985,7 +985,7 @@
             </w:tabs>
             <w:rPr/>
           </w:pPr>
-          <w:hyperlink w:anchor="__RefHeading___Toc58212_4049217194">
+          <w:hyperlink w:anchor="__RefHeading___Toc58212_3199679052">
             <w:r>
               <w:rPr>
                 <w:webHidden/>
@@ -1007,7 +1007,7 @@
             </w:tabs>
             <w:rPr/>
           </w:pPr>
-          <w:hyperlink w:anchor="__RefHeading___Toc58214_4049217194">
+          <w:hyperlink w:anchor="__RefHeading___Toc58214_3199679052">
             <w:r>
               <w:rPr>
                 <w:webHidden/>
@@ -1029,7 +1029,7 @@
             </w:tabs>
             <w:rPr/>
           </w:pPr>
-          <w:hyperlink w:anchor="__RefHeading___Toc58216_4049217194">
+          <w:hyperlink w:anchor="__RefHeading___Toc58216_3199679052">
             <w:r>
               <w:rPr>
                 <w:webHidden/>
@@ -1051,7 +1051,7 @@
             </w:tabs>
             <w:rPr/>
           </w:pPr>
-          <w:hyperlink w:anchor="__RefHeading___Toc58218_4049217194">
+          <w:hyperlink w:anchor="__RefHeading___Toc58218_3199679052">
             <w:r>
               <w:rPr>
                 <w:webHidden/>
@@ -1073,7 +1073,7 @@
             </w:tabs>
             <w:rPr/>
           </w:pPr>
-          <w:hyperlink w:anchor="__RefHeading___Toc58220_4049217194">
+          <w:hyperlink w:anchor="__RefHeading___Toc58220_3199679052">
             <w:r>
               <w:rPr>
                 <w:webHidden/>
@@ -1095,7 +1095,7 @@
             </w:tabs>
             <w:rPr/>
           </w:pPr>
-          <w:hyperlink w:anchor="__RefHeading___Toc58222_4049217194">
+          <w:hyperlink w:anchor="__RefHeading___Toc58222_3199679052">
             <w:r>
               <w:rPr>
                 <w:webHidden/>
@@ -1117,7 +1117,7 @@
             </w:tabs>
             <w:rPr/>
           </w:pPr>
-          <w:hyperlink w:anchor="__RefHeading___Toc58224_4049217194">
+          <w:hyperlink w:anchor="__RefHeading___Toc58224_3199679052">
             <w:r>
               <w:rPr>
                 <w:webHidden/>
@@ -1139,7 +1139,7 @@
             </w:tabs>
             <w:rPr/>
           </w:pPr>
-          <w:hyperlink w:anchor="__RefHeading___Toc58226_4049217194">
+          <w:hyperlink w:anchor="__RefHeading___Toc58226_3199679052">
             <w:r>
               <w:rPr>
                 <w:webHidden/>
@@ -1161,7 +1161,7 @@
             </w:tabs>
             <w:rPr/>
           </w:pPr>
-          <w:hyperlink w:anchor="__RefHeading___Toc58228_4049217194">
+          <w:hyperlink w:anchor="__RefHeading___Toc58228_3199679052">
             <w:r>
               <w:rPr>
                 <w:webHidden/>
@@ -1183,7 +1183,7 @@
             </w:tabs>
             <w:rPr/>
           </w:pPr>
-          <w:hyperlink w:anchor="__RefHeading___Toc58230_4049217194">
+          <w:hyperlink w:anchor="__RefHeading___Toc58230_3199679052">
             <w:r>
               <w:rPr>
                 <w:webHidden/>
@@ -1205,7 +1205,7 @@
             </w:tabs>
             <w:rPr/>
           </w:pPr>
-          <w:hyperlink w:anchor="__RefHeading___Toc58232_4049217194">
+          <w:hyperlink w:anchor="__RefHeading___Toc58232_3199679052">
             <w:r>
               <w:rPr>
                 <w:webHidden/>
@@ -1227,7 +1227,7 @@
             </w:tabs>
             <w:rPr/>
           </w:pPr>
-          <w:hyperlink w:anchor="__RefHeading___Toc58234_4049217194">
+          <w:hyperlink w:anchor="__RefHeading___Toc58234_3199679052">
             <w:r>
               <w:rPr>
                 <w:webHidden/>
@@ -1249,7 +1249,7 @@
             </w:tabs>
             <w:rPr/>
           </w:pPr>
-          <w:hyperlink w:anchor="__RefHeading___Toc58236_4049217194">
+          <w:hyperlink w:anchor="__RefHeading___Toc58236_3199679052">
             <w:r>
               <w:rPr>
                 <w:webHidden/>
@@ -1271,7 +1271,7 @@
             </w:tabs>
             <w:rPr/>
           </w:pPr>
-          <w:hyperlink w:anchor="__RefHeading___Toc58238_4049217194">
+          <w:hyperlink w:anchor="__RefHeading___Toc58238_3199679052">
             <w:r>
               <w:rPr>
                 <w:webHidden/>
@@ -1319,7 +1319,7 @@
       <w:r>
         <w:br w:type="page"/>
       </w:r>
-      <w:bookmarkStart w:id="0" w:name="__RefHeading___Toc58196_4049217194"/>
+      <w:bookmarkStart w:id="0" w:name="__RefHeading___Toc58196_3199679052"/>
       <w:bookmarkStart w:id="1" w:name="_Toc48319687"/>
       <w:bookmarkStart w:id="2" w:name="_Toc11824118"/>
       <w:bookmarkEnd w:id="0"/>
@@ -1964,7 +1964,7 @@
           <w:spacing w:val="0"/>
         </w:rPr>
       </w:pPr>
-      <w:bookmarkStart w:id="4" w:name="__RefHeading___Toc58198_4049217194"/>
+      <w:bookmarkStart w:id="4" w:name="__RefHeading___Toc58198_3199679052"/>
       <w:bookmarkStart w:id="5" w:name="_Toc233203388"/>
       <w:bookmarkEnd w:id="4"/>
       <w:r>
@@ -3348,7 +3348,7 @@
         <w:pageBreakBefore w:val="false"/>
         <w:rPr/>
       </w:pPr>
-      <w:bookmarkStart w:id="6" w:name="__RefHeading___Toc58200_4049217194"/>
+      <w:bookmarkStart w:id="6" w:name="__RefHeading___Toc58200_3199679052"/>
       <w:bookmarkEnd w:id="6"/>
       <w:r>
         <w:rPr>
@@ -3919,7 +3919,7 @@
         <w:pStyle w:val="Heading1"/>
         <w:rPr/>
       </w:pPr>
-      <w:bookmarkStart w:id="7" w:name="__RefHeading___Toc58202_4049217194"/>
+      <w:bookmarkStart w:id="7" w:name="__RefHeading___Toc58202_3199679052"/>
       <w:bookmarkEnd w:id="7"/>
       <w:r>
         <w:rPr>
@@ -4545,7 +4545,7 @@
         <w:pStyle w:val="Heading2"/>
         <w:rPr/>
       </w:pPr>
-      <w:bookmarkStart w:id="8" w:name="__RefHeading___Toc58204_4049217194"/>
+      <w:bookmarkStart w:id="8" w:name="__RefHeading___Toc58204_3199679052"/>
       <w:bookmarkEnd w:id="8"/>
       <w:r>
         <w:rPr>
@@ -4641,7 +4641,7 @@
         <w:pStyle w:val="Heading1"/>
         <w:rPr/>
       </w:pPr>
-      <w:bookmarkStart w:id="9" w:name="__RefHeading___Toc58206_4049217194"/>
+      <w:bookmarkStart w:id="9" w:name="__RefHeading___Toc58206_3199679052"/>
       <w:bookmarkEnd w:id="9"/>
       <w:r>
         <w:rPr>
@@ -6231,7 +6231,7 @@
         <w:pStyle w:val="Heading1"/>
         <w:rPr/>
       </w:pPr>
-      <w:bookmarkStart w:id="10" w:name="__RefHeading___Toc58208_4049217194"/>
+      <w:bookmarkStart w:id="10" w:name="__RefHeading___Toc58208_3199679052"/>
       <w:bookmarkEnd w:id="10"/>
       <w:r>
         <w:rPr>
@@ -6248,7 +6248,7 @@
         <w:pStyle w:val="Heading2"/>
         <w:rPr/>
       </w:pPr>
-      <w:bookmarkStart w:id="11" w:name="__RefHeading___Toc58210_4049217194"/>
+      <w:bookmarkStart w:id="11" w:name="__RefHeading___Toc58210_3199679052"/>
       <w:bookmarkEnd w:id="11"/>
       <w:r>
         <w:rPr>
@@ -6988,7 +6988,7 @@
         <w:pStyle w:val="Heading2"/>
         <w:rPr/>
       </w:pPr>
-      <w:bookmarkStart w:id="12" w:name="__RefHeading___Toc58212_4049217194"/>
+      <w:bookmarkStart w:id="12" w:name="__RefHeading___Toc58212_3199679052"/>
       <w:bookmarkEnd w:id="12"/>
       <w:r>
         <w:rPr>
@@ -7062,7 +7062,7 @@
         <w:pStyle w:val="Heading2"/>
         <w:rPr/>
       </w:pPr>
-      <w:bookmarkStart w:id="13" w:name="__RefHeading___Toc58214_4049217194"/>
+      <w:bookmarkStart w:id="13" w:name="__RefHeading___Toc58214_3199679052"/>
       <w:bookmarkEnd w:id="13"/>
       <w:r>
         <w:rPr>
@@ -7158,7 +7158,7 @@
         <w:pStyle w:val="Heading1"/>
         <w:rPr/>
       </w:pPr>
-      <w:bookmarkStart w:id="14" w:name="__RefHeading___Toc58216_4049217194"/>
+      <w:bookmarkStart w:id="14" w:name="__RefHeading___Toc58216_3199679052"/>
       <w:bookmarkEnd w:id="14"/>
       <w:r>
         <w:rPr>
@@ -7175,7 +7175,7 @@
         <w:pStyle w:val="Heading2"/>
         <w:rPr/>
       </w:pPr>
-      <w:bookmarkStart w:id="15" w:name="__RefHeading___Toc58218_4049217194"/>
+      <w:bookmarkStart w:id="15" w:name="__RefHeading___Toc58218_3199679052"/>
       <w:bookmarkEnd w:id="15"/>
       <w:r>
         <w:rPr>
@@ -8356,7 +8356,7 @@
         <w:pStyle w:val="Heading2"/>
         <w:rPr/>
       </w:pPr>
-      <w:bookmarkStart w:id="16" w:name="__RefHeading___Toc58220_4049217194"/>
+      <w:bookmarkStart w:id="16" w:name="__RefHeading___Toc58220_3199679052"/>
       <w:bookmarkEnd w:id="16"/>
       <w:r>
         <w:rPr>
@@ -8452,7 +8452,7 @@
         <w:pStyle w:val="Heading1"/>
         <w:rPr/>
       </w:pPr>
-      <w:bookmarkStart w:id="17" w:name="__RefHeading___Toc58222_4049217194"/>
+      <w:bookmarkStart w:id="17" w:name="__RefHeading___Toc58222_3199679052"/>
       <w:bookmarkEnd w:id="17"/>
       <w:r>
         <w:rPr>
@@ -8469,7 +8469,7 @@
         <w:pStyle w:val="Heading2"/>
         <w:rPr/>
       </w:pPr>
-      <w:bookmarkStart w:id="18" w:name="__RefHeading___Toc58224_4049217194"/>
+      <w:bookmarkStart w:id="18" w:name="__RefHeading___Toc58224_3199679052"/>
       <w:bookmarkEnd w:id="18"/>
       <w:r>
         <w:rPr>
@@ -9665,7 +9665,7 @@
         <w:pStyle w:val="Heading2"/>
         <w:rPr/>
       </w:pPr>
-      <w:bookmarkStart w:id="19" w:name="__RefHeading___Toc58226_4049217194"/>
+      <w:bookmarkStart w:id="19" w:name="__RefHeading___Toc58226_3199679052"/>
       <w:bookmarkEnd w:id="19"/>
       <w:r>
         <w:rPr>
@@ -9742,7 +9742,7 @@
         <w:pStyle w:val="Heading1"/>
         <w:rPr/>
       </w:pPr>
-      <w:bookmarkStart w:id="20" w:name="__RefHeading___Toc58228_4049217194"/>
+      <w:bookmarkStart w:id="20" w:name="__RefHeading___Toc58228_3199679052"/>
       <w:bookmarkEnd w:id="20"/>
       <w:r>
         <w:rPr>
@@ -9759,7 +9759,7 @@
         <w:pStyle w:val="Heading2"/>
         <w:rPr/>
       </w:pPr>
-      <w:bookmarkStart w:id="21" w:name="__RefHeading___Toc58230_4049217194"/>
+      <w:bookmarkStart w:id="21" w:name="__RefHeading___Toc58230_3199679052"/>
       <w:bookmarkEnd w:id="21"/>
       <w:r>
         <w:rPr>
@@ -10736,7 +10736,7 @@
         <w:pStyle w:val="Heading2"/>
         <w:rPr/>
       </w:pPr>
-      <w:bookmarkStart w:id="22" w:name="__RefHeading___Toc58232_4049217194"/>
+      <w:bookmarkStart w:id="22" w:name="__RefHeading___Toc58232_3199679052"/>
       <w:bookmarkEnd w:id="22"/>
       <w:r>
         <w:rPr>
@@ -12151,7 +12151,7 @@
         <w:pStyle w:val="Heading2"/>
         <w:rPr/>
       </w:pPr>
-      <w:bookmarkStart w:id="23" w:name="__RefHeading___Toc58234_4049217194"/>
+      <w:bookmarkStart w:id="23" w:name="__RefHeading___Toc58234_3199679052"/>
       <w:bookmarkEnd w:id="23"/>
       <w:r>
         <w:rPr>
@@ -12743,7 +12743,7 @@
         <w:pStyle w:val="Heading2"/>
         <w:rPr/>
       </w:pPr>
-      <w:bookmarkStart w:id="24" w:name="__RefHeading___Toc58236_4049217194"/>
+      <w:bookmarkStart w:id="24" w:name="__RefHeading___Toc58236_3199679052"/>
       <w:bookmarkEnd w:id="24"/>
       <w:r>
         <w:rPr>
@@ -13881,7 +13881,7 @@
       <w:r>
         <w:br w:type="page"/>
       </w:r>
-      <w:bookmarkStart w:id="25" w:name="__RefHeading___Toc58238_4049217194"/>
+      <w:bookmarkStart w:id="25" w:name="__RefHeading___Toc58238_3199679052"/>
       <w:bookmarkStart w:id="26" w:name="_Toc233203395"/>
       <w:bookmarkEnd w:id="25"/>
       <w:r>
